--- a/generador/plantillas/7_Orden_de_compra.docx
+++ b/generador/plantillas/7_Orden_de_compra.docx
@@ -1996,7 +1996,7 @@
                 <w:sz w:val="20"/>
                 <w:szCs w:val="20"/>
               </w:rPr>
-              <w:t>IVA ({ivaPct}%)</w:t>
+              <w:t xml:space="preserve">{#ivas}IVA ({ivaPct}%){#ivaMixto} sobre USD {subtotal}{/ivaMixto}</w:t>
             </w:r>
           </w:p>
         </w:tc>
@@ -2030,7 +2030,7 @@
                 <w:sz w:val="20"/>
                 <w:szCs w:val="20"/>
               </w:rPr>
-              <w:t>{iva}</w:t>
+              <w:t>{iva}{/ivas}</w:t>
             </w:r>
           </w:p>
         </w:tc>
